--- a/quiz/source/Chủ đề 1 - Bài 1.docx
+++ b/quiz/source/Chủ đề 1 - Bài 1.docx
@@ -4,7 +4,7 @@
   <w:body>
     <w:p>
       <w:r>
-        <w:t>BÀI 1. LIÊN HỢP QUỐC</w:t>
+        <w:t>BÀI 1. Liên hợp quốc</w:t>
       </w:r>
     </w:p>
     <w:p>
